--- a/output/tool_pandoc.docx
+++ b/output/tool_pandoc.docx
@@ -246,7 +246,7 @@
     </w:p>
     <w:bookmarkEnd w:id="28"/>
     <w:bookmarkEnd w:id="29"/>
-    <w:bookmarkStart w:id="63" w:name="make-reference"/>
+    <w:bookmarkStart w:id="67" w:name="make-reference"/>
     <w:p>
       <w:pPr>
         <w:pStyle w:val="2"/>
@@ -1528,23 +1528,22 @@
       </w:pPr>
     </w:p>
     <w:bookmarkEnd w:id="62"/>
-    <w:bookmarkEnd w:id="63"/>
-    <w:bookmarkStart w:id="65" w:name="check-docxpptx"/>
-    <w:p>
-      <w:pPr>
-        <w:pStyle w:val="2"/>
+    <w:bookmarkStart w:id="66" w:name="modify-toc"/>
+    <w:p>
+      <w:pPr>
+        <w:pStyle w:val="3"/>
       </w:pPr>
       <w:r>
         <w:rPr>
           <w:rStyle w:val="SectionNumber"/>
         </w:rPr>
-        <w:t xml:space="preserve">4</w:t>
+        <w:t xml:space="preserve">3.4</w:t>
       </w:r>
       <w:r>
         <w:tab/>
       </w:r>
       <w:r>
-        <w:t xml:space="preserve">Check DOCX/PPTX</w:t>
+        <w:t xml:space="preserve">Modify TOC</w:t>
       </w:r>
     </w:p>
     <w:p>
@@ -1561,175 +1560,89 @@
         </w:numPr>
       </w:pPr>
       <w:r>
-        <w:rPr>
-          <w:b/>
-          <w:bCs/>
-        </w:rPr>
-        <w:t xml:space="preserve">DOCX/PPTX 의 구성</w:t>
-      </w:r>
-      <w:r>
-        <w:br/>
-      </w:r>
-      <w:r>
-        <w:t xml:space="preserve">zip으로 되어있으며, 이를 풀면 XML 기반으로 쉽게 확인가능</w:t>
-      </w:r>
-    </w:p>
-    <w:p>
-      <w:pPr>
-        <w:pStyle w:val="SourceCode"/>
-      </w:pPr>
-      <w:r>
-        <w:rPr>
-          <w:rStyle w:val="VerbatimChar"/>
-        </w:rPr>
-        <w:t xml:space="preserve">tar -tf .\reference.docx | Select-Object -First 10</w:t>
-      </w:r>
-    </w:p>
-    <w:p>
-      <w:pPr>
-        <w:pStyle w:val="SourceCode"/>
-      </w:pPr>
-      <w:r>
-        <w:rPr>
-          <w:rStyle w:val="VerbatimChar"/>
-        </w:rPr>
-        <w:t xml:space="preserve">tar -tf .\reference.docx </w:t>
-      </w:r>
-    </w:p>
-    <w:p>
-      <w:pPr>
-        <w:pStyle w:val="SourceCode"/>
-      </w:pPr>
-      <w:r>
-        <w:rPr>
-          <w:rStyle w:val="VerbatimChar"/>
-        </w:rPr>
-        <w:t xml:space="preserve">[Content_Types].xml</w:t>
-      </w:r>
-      <w:r>
-        <w:br/>
-      </w:r>
-      <w:r>
-        <w:rPr>
-          <w:rStyle w:val="VerbatimChar"/>
-        </w:rPr>
-        <w:t xml:space="preserve">_rels/.rels</w:t>
-      </w:r>
-      <w:r>
-        <w:br/>
-      </w:r>
-      <w:r>
-        <w:rPr>
-          <w:rStyle w:val="VerbatimChar"/>
-        </w:rPr>
-        <w:t xml:space="preserve">docProps/app.xml</w:t>
-      </w:r>
-      <w:r>
-        <w:br/>
-      </w:r>
-      <w:r>
-        <w:rPr>
-          <w:rStyle w:val="VerbatimChar"/>
-        </w:rPr>
-        <w:t xml:space="preserve">docProps/core.xml</w:t>
-      </w:r>
-      <w:r>
-        <w:br/>
-      </w:r>
-      <w:r>
-        <w:rPr>
-          <w:rStyle w:val="VerbatimChar"/>
-        </w:rPr>
-        <w:t xml:space="preserve">docProps/custom.xml</w:t>
-      </w:r>
-      <w:r>
-        <w:br/>
-      </w:r>
-      <w:r>
-        <w:rPr>
-          <w:rStyle w:val="VerbatimChar"/>
-        </w:rPr>
-        <w:t xml:space="preserve">word/document.xml</w:t>
-      </w:r>
-      <w:r>
-        <w:br/>
-      </w:r>
-      <w:r>
-        <w:rPr>
-          <w:rStyle w:val="VerbatimChar"/>
-        </w:rPr>
-        <w:t xml:space="preserve">word/fontTable.xml</w:t>
-      </w:r>
-      <w:r>
-        <w:br/>
-      </w:r>
-      <w:r>
-        <w:rPr>
-          <w:rStyle w:val="VerbatimChar"/>
-        </w:rPr>
-        <w:t xml:space="preserve">word/footnotes.xml</w:t>
-      </w:r>
-      <w:r>
-        <w:br/>
-      </w:r>
-      <w:r>
-        <w:rPr>
-          <w:rStyle w:val="VerbatimChar"/>
-        </w:rPr>
-        <w:t xml:space="preserve">word/comments.xml</w:t>
-      </w:r>
-      <w:r>
-        <w:br/>
-      </w:r>
-      <w:r>
-        <w:rPr>
-          <w:rStyle w:val="VerbatimChar"/>
-        </w:rPr>
-        <w:t xml:space="preserve">word/numbering.xml</w:t>
+        <w:t xml:space="preserve">목차</w:t>
+      </w:r>
+      <w:r>
+        <w:t xml:space="preserve"> </w:t>
+      </w:r>
+      <w:r>
+        <w:t xml:space="preserve">TOC</w:t>
+      </w:r>
+      <w:r>
+        <w:t xml:space="preserve"> </w:t>
+      </w:r>
+      <w:r>
+        <w:drawing>
+          <wp:inline>
+            <wp:extent cx="5943600" cy="3815983"/>
+            <wp:effectExtent b="0" l="0" r="0" t="0"/>
+            <wp:docPr descr="" title="" id="64" name="Picture"/>
+            <a:graphic>
+              <a:graphicData uri="http://schemas.openxmlformats.org/drawingml/2006/picture">
+                <pic:pic>
+                  <pic:nvPicPr>
+                    <pic:cNvPr descr="./imgs/pandoc_docx_08.png" id="65" name="Picture"/>
+                    <pic:cNvPicPr>
+                      <a:picLocks noChangeArrowheads="1" noChangeAspect="1"/>
+                    </pic:cNvPicPr>
+                  </pic:nvPicPr>
+                  <pic:blipFill>
+                    <a:blip r:embed="rId63"/>
+                    <a:stretch>
+                      <a:fillRect/>
+                    </a:stretch>
+                  </pic:blipFill>
+                  <pic:spPr bwMode="auto">
+                    <a:xfrm>
+                      <a:off x="0" y="0"/>
+                      <a:ext cx="5943600" cy="3815983"/>
+                    </a:xfrm>
+                    <a:prstGeom prst="rect">
+                      <a:avLst/>
+                    </a:prstGeom>
+                    <a:noFill/>
+                    <a:ln w="9525">
+                      <a:noFill/>
+                      <a:headEnd/>
+                      <a:tailEnd/>
+                    </a:ln>
+                  </pic:spPr>
+                </pic:pic>
+              </a:graphicData>
+            </a:graphic>
+          </wp:inline>
+        </w:drawing>
       </w:r>
     </w:p>
     <w:p>
       <w:pPr>
         <w:pStyle w:val="FirstParagraph"/>
       </w:pPr>
-      <w:r>
-        <w:t xml:space="preserve"> </w:t>
-      </w:r>
-    </w:p>
-    <w:bookmarkStart w:id="64" w:name="check-xml"/>
-    <w:p>
-      <w:pPr>
-        <w:pStyle w:val="3"/>
+    </w:p>
+    <w:bookmarkEnd w:id="66"/>
+    <w:bookmarkEnd w:id="67"/>
+    <w:bookmarkStart w:id="69" w:name="check-docxpptx"/>
+    <w:p>
+      <w:pPr>
+        <w:pStyle w:val="2"/>
       </w:pPr>
       <w:r>
         <w:rPr>
           <w:rStyle w:val="SectionNumber"/>
         </w:rPr>
-        <w:t xml:space="preserve">4.1</w:t>
+        <w:t xml:space="preserve">4</w:t>
       </w:r>
       <w:r>
         <w:tab/>
       </w:r>
       <w:r>
-        <w:t xml:space="preserve">Check XML</w:t>
+        <w:t xml:space="preserve">Check DOCX/PPTX</w:t>
       </w:r>
     </w:p>
     <w:p>
       <w:pPr>
         <w:pStyle w:val="FirstParagraph"/>
       </w:pPr>
-    </w:p>
-    <w:p>
-      <w:pPr>
-        <w:pStyle w:val="a0"/>
-      </w:pPr>
-      <w:r>
-        <w:rPr>
-          <w:b/>
-          <w:bCs/>
-        </w:rPr>
-        <w:t xml:space="preserve">XML기반으로 세부분석</w:t>
-      </w:r>
     </w:p>
     <w:p>
       <w:pPr>
@@ -1740,7 +1653,17 @@
         </w:numPr>
       </w:pPr>
       <w:r>
-        <w:t xml:space="preserve">styles.xml 내용확인</w:t>
+        <w:rPr>
+          <w:b/>
+          <w:bCs/>
+        </w:rPr>
+        <w:t xml:space="preserve">DOCX/PPTX 의 구성</w:t>
+      </w:r>
+      <w:r>
+        <w:br/>
+      </w:r>
+      <w:r>
+        <w:t xml:space="preserve">zip으로 되어있으며, 이를 풀면 XML 기반으로 쉽게 확인가능</w:t>
       </w:r>
     </w:p>
     <w:p>
@@ -1751,13 +1674,154 @@
         <w:rPr>
           <w:rStyle w:val="VerbatimChar"/>
         </w:rPr>
-        <w:t xml:space="preserve">tar -xf .\reference.docx -O word/styles.xml</w:t>
+        <w:t xml:space="preserve">tar -tf .\reference.docx | Select-Object -First 10</w:t>
+      </w:r>
+    </w:p>
+    <w:p>
+      <w:pPr>
+        <w:pStyle w:val="SourceCode"/>
+      </w:pPr>
+      <w:r>
+        <w:rPr>
+          <w:rStyle w:val="VerbatimChar"/>
+        </w:rPr>
+        <w:t xml:space="preserve">tar -tf .\reference.docx </w:t>
+      </w:r>
+    </w:p>
+    <w:p>
+      <w:pPr>
+        <w:pStyle w:val="SourceCode"/>
+      </w:pPr>
+      <w:r>
+        <w:rPr>
+          <w:rStyle w:val="VerbatimChar"/>
+        </w:rPr>
+        <w:t xml:space="preserve">[Content_Types].xml</w:t>
+      </w:r>
+      <w:r>
+        <w:br/>
+      </w:r>
+      <w:r>
+        <w:rPr>
+          <w:rStyle w:val="VerbatimChar"/>
+        </w:rPr>
+        <w:t xml:space="preserve">_rels/.rels</w:t>
+      </w:r>
+      <w:r>
+        <w:br/>
+      </w:r>
+      <w:r>
+        <w:rPr>
+          <w:rStyle w:val="VerbatimChar"/>
+        </w:rPr>
+        <w:t xml:space="preserve">docProps/app.xml</w:t>
+      </w:r>
+      <w:r>
+        <w:br/>
+      </w:r>
+      <w:r>
+        <w:rPr>
+          <w:rStyle w:val="VerbatimChar"/>
+        </w:rPr>
+        <w:t xml:space="preserve">docProps/core.xml</w:t>
+      </w:r>
+      <w:r>
+        <w:br/>
+      </w:r>
+      <w:r>
+        <w:rPr>
+          <w:rStyle w:val="VerbatimChar"/>
+        </w:rPr>
+        <w:t xml:space="preserve">docProps/custom.xml</w:t>
+      </w:r>
+      <w:r>
+        <w:br/>
+      </w:r>
+      <w:r>
+        <w:rPr>
+          <w:rStyle w:val="VerbatimChar"/>
+        </w:rPr>
+        <w:t xml:space="preserve">word/document.xml</w:t>
+      </w:r>
+      <w:r>
+        <w:br/>
+      </w:r>
+      <w:r>
+        <w:rPr>
+          <w:rStyle w:val="VerbatimChar"/>
+        </w:rPr>
+        <w:t xml:space="preserve">word/fontTable.xml</w:t>
+      </w:r>
+      <w:r>
+        <w:br/>
+      </w:r>
+      <w:r>
+        <w:rPr>
+          <w:rStyle w:val="VerbatimChar"/>
+        </w:rPr>
+        <w:t xml:space="preserve">word/footnotes.xml</w:t>
+      </w:r>
+      <w:r>
+        <w:br/>
+      </w:r>
+      <w:r>
+        <w:rPr>
+          <w:rStyle w:val="VerbatimChar"/>
+        </w:rPr>
+        <w:t xml:space="preserve">word/comments.xml</w:t>
+      </w:r>
+      <w:r>
+        <w:br/>
+      </w:r>
+      <w:r>
+        <w:rPr>
+          <w:rStyle w:val="VerbatimChar"/>
+        </w:rPr>
+        <w:t xml:space="preserve">word/numbering.xml</w:t>
       </w:r>
     </w:p>
     <w:p>
       <w:pPr>
         <w:pStyle w:val="FirstParagraph"/>
       </w:pPr>
+      <w:r>
+        <w:t xml:space="preserve"> </w:t>
+      </w:r>
+    </w:p>
+    <w:bookmarkStart w:id="68" w:name="check-xml"/>
+    <w:p>
+      <w:pPr>
+        <w:pStyle w:val="3"/>
+      </w:pPr>
+      <w:r>
+        <w:rPr>
+          <w:rStyle w:val="SectionNumber"/>
+        </w:rPr>
+        <w:t xml:space="preserve">4.1</w:t>
+      </w:r>
+      <w:r>
+        <w:tab/>
+      </w:r>
+      <w:r>
+        <w:t xml:space="preserve">Check XML</w:t>
+      </w:r>
+    </w:p>
+    <w:p>
+      <w:pPr>
+        <w:pStyle w:val="FirstParagraph"/>
+      </w:pPr>
+    </w:p>
+    <w:p>
+      <w:pPr>
+        <w:pStyle w:val="a0"/>
+      </w:pPr>
+      <w:r>
+        <w:rPr>
+          <w:b/>
+          <w:bCs/>
+        </w:rPr>
+        <w:t xml:space="preserve">XML기반으로 세부분석</w:t>
+      </w:r>
     </w:p>
     <w:p>
       <w:pPr>
@@ -1768,13 +1832,7 @@
         </w:numPr>
       </w:pPr>
       <w:r>
-        <w:t xml:space="preserve">압축풀기</w:t>
-      </w:r>
-      <w:r>
-        <w:br/>
-      </w:r>
-      <w:r>
-        <w:t xml:space="preserve">압축을 풀면 다양한 XML과 Directory가 나옴</w:t>
+        <w:t xml:space="preserve">styles.xml 내용확인</w:t>
       </w:r>
     </w:p>
     <w:p>
@@ -1785,57 +1843,7 @@
         <w:rPr>
           <w:rStyle w:val="VerbatimChar"/>
         </w:rPr>
-        <w:t xml:space="preserve">tar -xf .\reference.docx </w:t>
-      </w:r>
-    </w:p>
-    <w:p>
-      <w:pPr>
-        <w:pStyle w:val="FirstParagraph"/>
-      </w:pPr>
-    </w:p>
-    <w:p>
-      <w:r>
-        <w:pict>
-          <v:rect style="width:0;height:1.5pt" o:hralign="center" o:hrstd="t" o:hr="t"/>
-        </w:pict>
-      </w:r>
-    </w:p>
-    <w:bookmarkEnd w:id="64"/>
-    <w:bookmarkEnd w:id="65"/>
-    <w:bookmarkStart w:id="68" w:name="pandoc-build"/>
-    <w:p>
-      <w:pPr>
-        <w:pStyle w:val="2"/>
-      </w:pPr>
-      <w:r>
-        <w:rPr>
-          <w:rStyle w:val="SectionNumber"/>
-        </w:rPr>
-        <w:t xml:space="preserve">5</w:t>
-      </w:r>
-      <w:r>
-        <w:tab/>
-      </w:r>
-      <w:r>
-        <w:t xml:space="preserve">Pandoc Build</w:t>
-      </w:r>
-    </w:p>
-    <w:bookmarkStart w:id="66" w:name="convert-to-pptx"/>
-    <w:p>
-      <w:pPr>
-        <w:pStyle w:val="3"/>
-      </w:pPr>
-      <w:r>
-        <w:rPr>
-          <w:rStyle w:val="SectionNumber"/>
-        </w:rPr>
-        <w:t xml:space="preserve">5.1</w:t>
-      </w:r>
-      <w:r>
-        <w:tab/>
-      </w:r>
-      <w:r>
-        <w:t xml:space="preserve">Convert to PPTX</w:t>
+        <w:t xml:space="preserve">tar -xf .\reference.docx -O word/styles.xml</w:t>
       </w:r>
     </w:p>
     <w:p>
@@ -1852,16 +1860,13 @@
         </w:numPr>
       </w:pPr>
       <w:r>
-        <w:t xml:space="preserve">Convert markdown to pptx</w:t>
-      </w:r>
-      <w:r>
-        <w:br/>
-      </w:r>
-      <w:r>
-        <w:t xml:space="preserve">간단히 변경가능하지만, 사용의미가 없음</w:t>
-      </w:r>
-      <w:r>
-        <w:br/>
+        <w:t xml:space="preserve">압축풀기</w:t>
+      </w:r>
+      <w:r>
+        <w:br/>
+      </w:r>
+      <w:r>
+        <w:t xml:space="preserve">압축을 풀면 다양한 XML과 Directory가 나옴</w:t>
       </w:r>
     </w:p>
     <w:p>
@@ -1872,34 +1877,57 @@
         <w:rPr>
           <w:rStyle w:val="VerbatimChar"/>
         </w:rPr>
-        <w:t xml:space="preserve">pandoc .\docs\index.md `</w:t>
-      </w:r>
-      <w:r>
-        <w:br/>
-      </w:r>
-      <w:r>
-        <w:rPr>
-          <w:rStyle w:val="VerbatimChar"/>
-        </w:rPr>
-        <w:t xml:space="preserve">  --slide-level=2 `</w:t>
-      </w:r>
-      <w:r>
-        <w:br/>
-      </w:r>
-      <w:r>
-        <w:rPr>
-          <w:rStyle w:val="VerbatimChar"/>
-        </w:rPr>
-        <w:t xml:space="preserve">  --resource-path=".;.\docs" `</w:t>
-      </w:r>
-      <w:r>
-        <w:br/>
-      </w:r>
-      <w:r>
-        <w:rPr>
-          <w:rStyle w:val="VerbatimChar"/>
-        </w:rPr>
-        <w:t xml:space="preserve">  -o .\output\index.pptx</w:t>
+        <w:t xml:space="preserve">tar -xf .\reference.docx </w:t>
+      </w:r>
+    </w:p>
+    <w:p>
+      <w:pPr>
+        <w:pStyle w:val="FirstParagraph"/>
+      </w:pPr>
+    </w:p>
+    <w:p>
+      <w:r>
+        <w:pict>
+          <v:rect style="width:0;height:1.5pt" o:hralign="center" o:hrstd="t" o:hr="t"/>
+        </w:pict>
+      </w:r>
+    </w:p>
+    <w:bookmarkEnd w:id="68"/>
+    <w:bookmarkEnd w:id="69"/>
+    <w:bookmarkStart w:id="72" w:name="pandoc-build"/>
+    <w:p>
+      <w:pPr>
+        <w:pStyle w:val="2"/>
+      </w:pPr>
+      <w:r>
+        <w:rPr>
+          <w:rStyle w:val="SectionNumber"/>
+        </w:rPr>
+        <w:t xml:space="preserve">5</w:t>
+      </w:r>
+      <w:r>
+        <w:tab/>
+      </w:r>
+      <w:r>
+        <w:t xml:space="preserve">Pandoc Build</w:t>
+      </w:r>
+    </w:p>
+    <w:bookmarkStart w:id="70" w:name="convert-to-pptx"/>
+    <w:p>
+      <w:pPr>
+        <w:pStyle w:val="3"/>
+      </w:pPr>
+      <w:r>
+        <w:rPr>
+          <w:rStyle w:val="SectionNumber"/>
+        </w:rPr>
+        <w:t xml:space="preserve">5.1</w:t>
+      </w:r>
+      <w:r>
+        <w:tab/>
+      </w:r>
+      <w:r>
+        <w:t xml:space="preserve">Convert to PPTX</w:t>
       </w:r>
     </w:p>
     <w:p>
@@ -1922,7 +1950,7 @@
         <w:br/>
       </w:r>
       <w:r>
-        <w:t xml:space="preserve">Reference 이용</w:t>
+        <w:t xml:space="preserve">간단히 변경가능하지만, 사용의미가 없음</w:t>
       </w:r>
       <w:r>
         <w:br/>
@@ -1954,15 +1982,6 @@
         <w:rPr>
           <w:rStyle w:val="VerbatimChar"/>
         </w:rPr>
-        <w:t xml:space="preserve">  --reference-doc=.\docx\reference.pptx `</w:t>
-      </w:r>
-      <w:r>
-        <w:br/>
-      </w:r>
-      <w:r>
-        <w:rPr>
-          <w:rStyle w:val="VerbatimChar"/>
-        </w:rPr>
         <w:t xml:space="preserve">  --resource-path=".;.\docs" `</w:t>
       </w:r>
       <w:r>
@@ -1973,30 +1992,6 @@
           <w:rStyle w:val="VerbatimChar"/>
         </w:rPr>
         <w:t xml:space="preserve">  -o .\output\index.pptx</w:t>
-      </w:r>
-    </w:p>
-    <w:p>
-      <w:pPr>
-        <w:pStyle w:val="FirstParagraph"/>
-      </w:pPr>
-    </w:p>
-    <w:bookmarkEnd w:id="66"/>
-    <w:bookmarkStart w:id="67" w:name="convert-to-docx"/>
-    <w:p>
-      <w:pPr>
-        <w:pStyle w:val="3"/>
-      </w:pPr>
-      <w:r>
-        <w:rPr>
-          <w:rStyle w:val="SectionNumber"/>
-        </w:rPr>
-        <w:t xml:space="preserve">5.2</w:t>
-      </w:r>
-      <w:r>
-        <w:tab/>
-      </w:r>
-      <w:r>
-        <w:t xml:space="preserve">Convert to DOCX</w:t>
       </w:r>
     </w:p>
     <w:p>
@@ -2013,7 +2008,16 @@
         </w:numPr>
       </w:pPr>
       <w:r>
-        <w:t xml:space="preserve">Convert markdown to docx</w:t>
+        <w:t xml:space="preserve">Convert markdown to pptx</w:t>
+      </w:r>
+      <w:r>
+        <w:br/>
+      </w:r>
+      <w:r>
+        <w:t xml:space="preserve">Reference 이용</w:t>
+      </w:r>
+      <w:r>
+        <w:br/>
       </w:r>
     </w:p>
     <w:p>
@@ -2024,43 +2028,25 @@
         <w:rPr>
           <w:rStyle w:val="VerbatimChar"/>
         </w:rPr>
-        <w:t xml:space="preserve">pandoc `</w:t>
-      </w:r>
-      <w:r>
-        <w:br/>
-      </w:r>
-      <w:r>
-        <w:rPr>
-          <w:rStyle w:val="VerbatimChar"/>
-        </w:rPr>
-        <w:t xml:space="preserve">  .\docs\index.md `</w:t>
-      </w:r>
-      <w:r>
-        <w:br/>
-      </w:r>
-      <w:r>
-        <w:rPr>
-          <w:rStyle w:val="VerbatimChar"/>
-        </w:rPr>
-        <w:t xml:space="preserve">  --toc `</w:t>
-      </w:r>
-      <w:r>
-        <w:br/>
-      </w:r>
-      <w:r>
-        <w:rPr>
-          <w:rStyle w:val="VerbatimChar"/>
-        </w:rPr>
-        <w:t xml:space="preserve">  --number-sections `</w:t>
-      </w:r>
-      <w:r>
-        <w:br/>
-      </w:r>
-      <w:r>
-        <w:rPr>
-          <w:rStyle w:val="VerbatimChar"/>
-        </w:rPr>
-        <w:t xml:space="preserve">  --reference-doc=.\docx\reference.docx `</w:t>
+        <w:t xml:space="preserve">pandoc .\docs\index.md `</w:t>
+      </w:r>
+      <w:r>
+        <w:br/>
+      </w:r>
+      <w:r>
+        <w:rPr>
+          <w:rStyle w:val="VerbatimChar"/>
+        </w:rPr>
+        <w:t xml:space="preserve">  --slide-level=2 `</w:t>
+      </w:r>
+      <w:r>
+        <w:br/>
+      </w:r>
+      <w:r>
+        <w:rPr>
+          <w:rStyle w:val="VerbatimChar"/>
+        </w:rPr>
+        <w:t xml:space="preserve">  --reference-doc=.\docx\reference.pptx `</w:t>
       </w:r>
       <w:r>
         <w:br/>
@@ -2078,7 +2064,31 @@
         <w:rPr>
           <w:rStyle w:val="VerbatimChar"/>
         </w:rPr>
-        <w:t xml:space="preserve">  -o .\output\index.docx</w:t>
+        <w:t xml:space="preserve">  -o .\output\index.pptx</w:t>
+      </w:r>
+    </w:p>
+    <w:p>
+      <w:pPr>
+        <w:pStyle w:val="FirstParagraph"/>
+      </w:pPr>
+    </w:p>
+    <w:bookmarkEnd w:id="70"/>
+    <w:bookmarkStart w:id="71" w:name="convert-to-docx"/>
+    <w:p>
+      <w:pPr>
+        <w:pStyle w:val="3"/>
+      </w:pPr>
+      <w:r>
+        <w:rPr>
+          <w:rStyle w:val="SectionNumber"/>
+        </w:rPr>
+        <w:t xml:space="preserve">5.2</w:t>
+      </w:r>
+      <w:r>
+        <w:tab/>
+      </w:r>
+      <w:r>
+        <w:t xml:space="preserve">Convert to DOCX</w:t>
       </w:r>
     </w:p>
     <w:p>
@@ -2115,6 +2125,88 @@
         <w:rPr>
           <w:rStyle w:val="VerbatimChar"/>
         </w:rPr>
+        <w:t xml:space="preserve">  .\docs\index.md `</w:t>
+      </w:r>
+      <w:r>
+        <w:br/>
+      </w:r>
+      <w:r>
+        <w:rPr>
+          <w:rStyle w:val="VerbatimChar"/>
+        </w:rPr>
+        <w:t xml:space="preserve">  --toc `</w:t>
+      </w:r>
+      <w:r>
+        <w:br/>
+      </w:r>
+      <w:r>
+        <w:rPr>
+          <w:rStyle w:val="VerbatimChar"/>
+        </w:rPr>
+        <w:t xml:space="preserve">  --number-sections `</w:t>
+      </w:r>
+      <w:r>
+        <w:br/>
+      </w:r>
+      <w:r>
+        <w:rPr>
+          <w:rStyle w:val="VerbatimChar"/>
+        </w:rPr>
+        <w:t xml:space="preserve">  --reference-doc=.\docx\reference.docx `</w:t>
+      </w:r>
+      <w:r>
+        <w:br/>
+      </w:r>
+      <w:r>
+        <w:rPr>
+          <w:rStyle w:val="VerbatimChar"/>
+        </w:rPr>
+        <w:t xml:space="preserve">  --resource-path=".;.\docs" `</w:t>
+      </w:r>
+      <w:r>
+        <w:br/>
+      </w:r>
+      <w:r>
+        <w:rPr>
+          <w:rStyle w:val="VerbatimChar"/>
+        </w:rPr>
+        <w:t xml:space="preserve">  -o .\output\index.docx</w:t>
+      </w:r>
+    </w:p>
+    <w:p>
+      <w:pPr>
+        <w:pStyle w:val="FirstParagraph"/>
+      </w:pPr>
+    </w:p>
+    <w:p>
+      <w:pPr>
+        <w:pStyle w:val="Compact"/>
+        <w:numPr>
+          <w:ilvl w:val="0"/>
+          <w:numId w:val="1025"/>
+        </w:numPr>
+      </w:pPr>
+      <w:r>
+        <w:t xml:space="preserve">Convert markdown to docx</w:t>
+      </w:r>
+    </w:p>
+    <w:p>
+      <w:pPr>
+        <w:pStyle w:val="SourceCode"/>
+      </w:pPr>
+      <w:r>
+        <w:rPr>
+          <w:rStyle w:val="VerbatimChar"/>
+        </w:rPr>
+        <w:t xml:space="preserve">pandoc `</w:t>
+      </w:r>
+      <w:r>
+        <w:br/>
+      </w:r>
+      <w:r>
+        <w:rPr>
+          <w:rStyle w:val="VerbatimChar"/>
+        </w:rPr>
         <w:t xml:space="preserve">  .\docs\tool_pandoc.md `</w:t>
       </w:r>
       <w:r>
@@ -2168,9 +2260,9 @@
         <w:pStyle w:val="FirstParagraph"/>
       </w:pPr>
     </w:p>
-    <w:bookmarkEnd w:id="67"/>
-    <w:bookmarkEnd w:id="68"/>
-    <w:bookmarkStart w:id="71" w:name="mermaid-build"/>
+    <w:bookmarkEnd w:id="71"/>
+    <w:bookmarkEnd w:id="72"/>
+    <w:bookmarkStart w:id="75" w:name="mermaid-build"/>
     <w:p>
       <w:pPr>
         <w:pStyle w:val="2"/>
@@ -2205,7 +2297,7 @@
       <w:pPr>
         <w:pStyle w:val="a0"/>
       </w:pPr>
-      <w:hyperlink r:id="rId69">
+      <w:hyperlink r:id="rId73">
         <w:r>
           <w:rPr>
             <w:rStyle w:val="ac"/>
@@ -2224,7 +2316,7 @@
         <w:pStyle w:val="Compact"/>
         <w:numPr>
           <w:ilvl w:val="0"/>
-          <w:numId w:val="1025"/>
+          <w:numId w:val="1026"/>
         </w:numPr>
       </w:pPr>
       <w:r>
@@ -2265,52 +2357,6 @@
         </w:rPr>
         <w:t xml:space="preserve">npx --help</w:t>
       </w:r>
-    </w:p>
-    <w:p>
-      <w:pPr>
-        <w:pStyle w:val="Compact"/>
-        <w:numPr>
-          <w:ilvl w:val="0"/>
-          <w:numId w:val="1026"/>
-        </w:numPr>
-      </w:pPr>
-      <w:r>
-        <w:t xml:space="preserve">Check package.json</w:t>
-      </w:r>
-      <w:r>
-        <w:br/>
-      </w:r>
-      <w:r>
-        <w:t xml:space="preserve">주석을 사용하면 안됨</w:t>
-      </w:r>
-    </w:p>
-    <w:p>
-      <w:pPr>
-        <w:pStyle w:val="FirstParagraph"/>
-      </w:pPr>
-    </w:p>
-    <w:bookmarkStart w:id="70" w:name="convert-mermaid-to-svg"/>
-    <w:p>
-      <w:pPr>
-        <w:pStyle w:val="3"/>
-      </w:pPr>
-      <w:r>
-        <w:rPr>
-          <w:rStyle w:val="SectionNumber"/>
-        </w:rPr>
-        <w:t xml:space="preserve">6.1</w:t>
-      </w:r>
-      <w:r>
-        <w:tab/>
-      </w:r>
-      <w:r>
-        <w:t xml:space="preserve">Convert Mermaid to SVG</w:t>
-      </w:r>
-    </w:p>
-    <w:p>
-      <w:pPr>
-        <w:pStyle w:val="FirstParagraph"/>
-      </w:pPr>
     </w:p>
     <w:p>
       <w:pPr>
@@ -2321,6 +2367,52 @@
         </w:numPr>
       </w:pPr>
       <w:r>
+        <w:t xml:space="preserve">Check package.json</w:t>
+      </w:r>
+      <w:r>
+        <w:br/>
+      </w:r>
+      <w:r>
+        <w:t xml:space="preserve">주석을 사용하면 안됨</w:t>
+      </w:r>
+    </w:p>
+    <w:p>
+      <w:pPr>
+        <w:pStyle w:val="FirstParagraph"/>
+      </w:pPr>
+    </w:p>
+    <w:bookmarkStart w:id="74" w:name="convert-mermaid-to-svg"/>
+    <w:p>
+      <w:pPr>
+        <w:pStyle w:val="3"/>
+      </w:pPr>
+      <w:r>
+        <w:rPr>
+          <w:rStyle w:val="SectionNumber"/>
+        </w:rPr>
+        <w:t xml:space="preserve">6.1</w:t>
+      </w:r>
+      <w:r>
+        <w:tab/>
+      </w:r>
+      <w:r>
+        <w:t xml:space="preserve">Convert Mermaid to SVG</w:t>
+      </w:r>
+    </w:p>
+    <w:p>
+      <w:pPr>
+        <w:pStyle w:val="FirstParagraph"/>
+      </w:pPr>
+    </w:p>
+    <w:p>
+      <w:pPr>
+        <w:pStyle w:val="Compact"/>
+        <w:numPr>
+          <w:ilvl w:val="0"/>
+          <w:numId w:val="1028"/>
+        </w:numPr>
+      </w:pPr>
+      <w:r>
         <w:t xml:space="preserve">Convert Markdown(mmd) to svg</w:t>
       </w:r>
     </w:p>
@@ -2438,8 +2530,8 @@
         <w:t xml:space="preserve">  -b transparent</w:t>
       </w:r>
     </w:p>
-    <w:bookmarkEnd w:id="70"/>
-    <w:bookmarkEnd w:id="71"/>
+    <w:bookmarkEnd w:id="74"/>
+    <w:bookmarkEnd w:id="75"/>
     <w:sectPr>
       <w:footnotePr>
         <w:numRestart w:val="eachSect"/>
@@ -2923,6 +3015,9 @@
     <w:abstractNumId w:val="991"/>
   </w:num>
   <w:num w:numId="1027">
+    <w:abstractNumId w:val="991"/>
+  </w:num>
+  <w:num w:numId="1028">
     <w:abstractNumId w:val="991"/>
   </w:num>
 </w:numbering>
